--- a/Lab Structure/INDEX.docx
+++ b/Lab Structure/INDEX.docx
@@ -65,14 +65,12 @@
                 <w:rFonts w:ascii="Poppins" w:hAnsi="Poppins" w:cs="Poppins"/>
               </w:rPr>
             </w:pPr>
-            <w:proofErr w:type="gramStart"/>
             <w:r>
               <w:rPr>
                 <w:rFonts w:ascii="Poppins" w:hAnsi="Poppins" w:cs="Poppins"/>
               </w:rPr>
               <w:t>S.N</w:t>
             </w:r>
-            <w:proofErr w:type="gramEnd"/>
           </w:p>
         </w:tc>
         <w:tc>
@@ -270,36 +268,8 @@
           <w:sz w:val="28"/>
           <w:szCs w:val="28"/>
         </w:rPr>
-        <w:t xml:space="preserve">Tilottama-5, </w:t>
-      </w:r>
-      <w:proofErr w:type="spellStart"/>
-      <w:r>
-        <w:rPr>
-          <w:rFonts w:ascii="Poppins" w:hAnsi="Poppins" w:cs="Poppins"/>
-          <w:sz w:val="28"/>
-          <w:szCs w:val="28"/>
-        </w:rPr>
-        <w:t>Manigram</w:t>
-      </w:r>
-      <w:proofErr w:type="spellEnd"/>
-      <w:r>
-        <w:rPr>
-          <w:rFonts w:ascii="Poppins" w:hAnsi="Poppins" w:cs="Poppins"/>
-          <w:sz w:val="28"/>
-          <w:szCs w:val="28"/>
-        </w:rPr>
-        <w:t xml:space="preserve">, </w:t>
-      </w:r>
-      <w:proofErr w:type="spellStart"/>
-      <w:r>
-        <w:rPr>
-          <w:rFonts w:ascii="Poppins" w:hAnsi="Poppins" w:cs="Poppins"/>
-          <w:sz w:val="28"/>
-          <w:szCs w:val="28"/>
-        </w:rPr>
-        <w:t>Rupandehi</w:t>
-      </w:r>
-      <w:proofErr w:type="spellEnd"/>
+        <w:t>Tilottama-5, Manigram, Rupandehi</w:t>
+      </w:r>
     </w:p>
     <w:p>
       <w:pPr>
@@ -375,25 +345,7 @@
           <w:sz w:val="28"/>
           <w:szCs w:val="28"/>
         </w:rPr>
-        <w:t xml:space="preserve">Lab Report </w:t>
-      </w:r>
-      <w:proofErr w:type="gramStart"/>
-      <w:r>
-        <w:rPr>
-          <w:rFonts w:ascii="Poppins" w:hAnsi="Poppins" w:cs="Poppins"/>
-          <w:sz w:val="28"/>
-          <w:szCs w:val="28"/>
-        </w:rPr>
-        <w:t>of</w:t>
-      </w:r>
-      <w:proofErr w:type="gramEnd"/>
-      <w:r>
-        <w:rPr>
-          <w:rFonts w:ascii="Poppins" w:hAnsi="Poppins" w:cs="Poppins"/>
-          <w:sz w:val="28"/>
-          <w:szCs w:val="28"/>
-        </w:rPr>
-        <w:t xml:space="preserve"> "</w:t>
+        <w:t>Lab Report of "</w:t>
       </w:r>
       <w:r>
         <w:rPr>
@@ -473,23 +425,13 @@
           <w:szCs w:val="28"/>
         </w:rPr>
       </w:pPr>
-      <w:proofErr w:type="spellStart"/>
-      <w:r>
-        <w:rPr>
-          <w:rFonts w:ascii="Poppins" w:hAnsi="Poppins" w:cs="Poppins"/>
-          <w:sz w:val="28"/>
-          <w:szCs w:val="28"/>
-        </w:rPr>
-        <w:t>Kritipur</w:t>
-      </w:r>
-      <w:proofErr w:type="spellEnd"/>
-      <w:r>
-        <w:rPr>
-          <w:rFonts w:ascii="Poppins" w:hAnsi="Poppins" w:cs="Poppins"/>
-          <w:sz w:val="28"/>
-          <w:szCs w:val="28"/>
-        </w:rPr>
-        <w:t xml:space="preserve"> Nepal</w:t>
+      <w:r>
+        <w:rPr>
+          <w:rFonts w:ascii="Poppins" w:hAnsi="Poppins" w:cs="Poppins"/>
+          <w:sz w:val="28"/>
+          <w:szCs w:val="28"/>
+        </w:rPr>
+        <w:t>Kritipur Nepal</w:t>
       </w:r>
     </w:p>
     <w:p>
@@ -529,23 +471,13 @@
           <w:szCs w:val="28"/>
         </w:rPr>
       </w:pPr>
-      <w:proofErr w:type="gramStart"/>
-      <w:r>
-        <w:rPr>
-          <w:rFonts w:ascii="Poppins" w:hAnsi="Poppins" w:cs="Poppins"/>
-          <w:sz w:val="28"/>
-          <w:szCs w:val="28"/>
-        </w:rPr>
-        <w:t>Name :</w:t>
-      </w:r>
-      <w:proofErr w:type="gramEnd"/>
-      <w:r>
-        <w:rPr>
-          <w:rFonts w:ascii="Poppins" w:hAnsi="Poppins" w:cs="Poppins"/>
-          <w:sz w:val="28"/>
-          <w:szCs w:val="28"/>
-        </w:rPr>
-        <w:t xml:space="preserve"> Gaurav Gautam</w:t>
+      <w:r>
+        <w:rPr>
+          <w:rFonts w:ascii="Poppins" w:hAnsi="Poppins" w:cs="Poppins"/>
+          <w:sz w:val="28"/>
+          <w:szCs w:val="28"/>
+        </w:rPr>
+        <w:t>Name : Gaurav Gautam</w:t>
       </w:r>
     </w:p>
     <w:p>
@@ -573,7 +505,6 @@
         </w:rPr>
         <w:t xml:space="preserve">egistration </w:t>
       </w:r>
-      <w:proofErr w:type="gramStart"/>
       <w:r>
         <w:rPr>
           <w:rFonts w:ascii="Poppins" w:hAnsi="Poppins" w:cs="Poppins"/>
@@ -596,16 +527,23 @@
           <w:sz w:val="28"/>
           <w:szCs w:val="28"/>
         </w:rPr>
-        <w:t xml:space="preserve"> :</w:t>
-      </w:r>
-      <w:proofErr w:type="gramEnd"/>
-      <w:r>
-        <w:rPr>
-          <w:rFonts w:ascii="Poppins" w:hAnsi="Poppins" w:cs="Poppins"/>
-          <w:sz w:val="28"/>
-          <w:szCs w:val="28"/>
-        </w:rPr>
-        <w:t xml:space="preserve"> 5-2-1182-16-2024</w:t>
+        <w:t xml:space="preserve"> : 5-2-1182-</w:t>
+      </w:r>
+      <w:r>
+        <w:rPr>
+          <w:rFonts w:ascii="Poppins" w:hAnsi="Poppins" w:cs="Poppins"/>
+          <w:sz w:val="28"/>
+          <w:szCs w:val="28"/>
+        </w:rPr>
+        <w:t>##</w:t>
+      </w:r>
+      <w:r>
+        <w:rPr>
+          <w:rFonts w:ascii="Poppins" w:hAnsi="Poppins" w:cs="Poppins"/>
+          <w:sz w:val="28"/>
+          <w:szCs w:val="28"/>
+        </w:rPr>
+        <w:t>-2024</w:t>
       </w:r>
     </w:p>
     <w:p>
@@ -623,25 +561,15 @@
           <w:sz w:val="28"/>
           <w:szCs w:val="28"/>
         </w:rPr>
-        <w:t xml:space="preserve">Roll </w:t>
-      </w:r>
-      <w:proofErr w:type="gramStart"/>
-      <w:r>
-        <w:rPr>
-          <w:rFonts w:ascii="Poppins" w:hAnsi="Poppins" w:cs="Poppins"/>
-          <w:sz w:val="28"/>
-          <w:szCs w:val="28"/>
-        </w:rPr>
-        <w:t>No :</w:t>
-      </w:r>
-      <w:proofErr w:type="gramEnd"/>
-      <w:r>
-        <w:rPr>
-          <w:rFonts w:ascii="Poppins" w:hAnsi="Poppins" w:cs="Poppins"/>
-          <w:sz w:val="28"/>
-          <w:szCs w:val="28"/>
-        </w:rPr>
-        <w:t xml:space="preserve"> 16</w:t>
+        <w:t xml:space="preserve">Roll No : </w:t>
+      </w:r>
+      <w:r>
+        <w:rPr>
+          <w:rFonts w:ascii="Poppins" w:hAnsi="Poppins" w:cs="Poppins"/>
+          <w:sz w:val="28"/>
+          <w:szCs w:val="28"/>
+        </w:rPr>
+        <w:t>##</w:t>
       </w:r>
     </w:p>
     <w:p>
@@ -681,23 +609,13 @@
           <w:szCs w:val="28"/>
         </w:rPr>
       </w:pPr>
-      <w:proofErr w:type="spellStart"/>
-      <w:r>
-        <w:rPr>
-          <w:rFonts w:ascii="Poppins" w:hAnsi="Poppins" w:cs="Poppins"/>
-          <w:sz w:val="28"/>
-          <w:szCs w:val="28"/>
-        </w:rPr>
-        <w:t>Nepathya</w:t>
-      </w:r>
-      <w:proofErr w:type="spellEnd"/>
-      <w:r>
-        <w:rPr>
-          <w:rFonts w:ascii="Poppins" w:hAnsi="Poppins" w:cs="Poppins"/>
-          <w:sz w:val="28"/>
-          <w:szCs w:val="28"/>
-        </w:rPr>
-        <w:t xml:space="preserve"> College</w:t>
+      <w:r>
+        <w:rPr>
+          <w:rFonts w:ascii="Poppins" w:hAnsi="Poppins" w:cs="Poppins"/>
+          <w:sz w:val="28"/>
+          <w:szCs w:val="28"/>
+        </w:rPr>
+        <w:t>Nepathya College</w:t>
       </w:r>
     </w:p>
     <w:p>
